--- a/docs/briefs/2026-Q4-issue-brief.docx
+++ b/docs/briefs/2026-Q4-issue-brief.docx
@@ -75,6 +75,197 @@
           <w:szCs w:val="18"/>
         </w:rPr>
         <w:t>This is a draft: the quarter may still be running. The final brief is written once it closes.</w:t>
+      </w:r>
+    </w:p>
+    <w:p>
+      <w:pPr>
+        <w:pStyle w:val="Heading2"/>
+      </w:pPr>
+      <w:r>
+        <w:rPr>
+          <w:color w:val="23466B"/>
+        </w:rPr>
+        <w:t>Before you use a story</w:t>
+      </w:r>
+    </w:p>
+    <w:p>
+      <w:pPr>
+        <w:spacing w:after="20"/>
+        <w:ind w:left="397" w:hanging="312"/>
+      </w:pPr>
+      <w:r>
+        <w:rPr>
+          <w:b/>
+          <w:bCs/>
+          <w:i w:val="0"/>
+          <w:color w:val="9A7B1C"/>
+          <w:sz w:val="19"/>
+          <w:szCs w:val="19"/>
+        </w:rPr>
+        <w:t xml:space="preserve">1.  </w:t>
+      </w:r>
+      <w:r>
+        <w:rPr>
+          <w:b/>
+          <w:bCs/>
+          <w:i w:val="0"/>
+          <w:sz w:val="19"/>
+          <w:szCs w:val="19"/>
+        </w:rPr>
+        <w:t>Treat the news item as a lead</w:t>
+      </w:r>
+      <w:r>
+        <w:rPr>
+          <w:b w:val="0"/>
+          <w:i w:val="0"/>
+          <w:sz w:val="19"/>
+          <w:szCs w:val="19"/>
+        </w:rPr>
+        <w:t>, not as your source.</w:t>
+      </w:r>
+    </w:p>
+    <w:p>
+      <w:pPr>
+        <w:spacing w:after="20"/>
+        <w:ind w:left="397" w:hanging="312"/>
+      </w:pPr>
+      <w:r>
+        <w:rPr>
+          <w:b/>
+          <w:bCs/>
+          <w:i w:val="0"/>
+          <w:color w:val="9A7B1C"/>
+          <w:sz w:val="19"/>
+          <w:szCs w:val="19"/>
+        </w:rPr>
+        <w:t xml:space="preserve">2.  </w:t>
+      </w:r>
+      <w:r>
+        <w:rPr>
+          <w:b/>
+          <w:bCs/>
+          <w:i w:val="0"/>
+          <w:sz w:val="19"/>
+          <w:szCs w:val="19"/>
+        </w:rPr>
+        <w:t>Check the facts with the primary source</w:t>
+      </w:r>
+      <w:r>
+        <w:rPr>
+          <w:b w:val="0"/>
+          <w:i w:val="0"/>
+          <w:sz w:val="19"/>
+          <w:szCs w:val="19"/>
+        </w:rPr>
+        <w:t>: the authority, the project owner, the company's press release or the official report (“Check with”, where the news desk found it).</w:t>
+      </w:r>
+    </w:p>
+    <w:p>
+      <w:pPr>
+        <w:spacing w:after="20"/>
+        <w:ind w:left="397" w:hanging="312"/>
+      </w:pPr>
+      <w:r>
+        <w:rPr>
+          <w:b/>
+          <w:bCs/>
+          <w:i w:val="0"/>
+          <w:color w:val="9A7B1C"/>
+          <w:sz w:val="19"/>
+          <w:szCs w:val="19"/>
+        </w:rPr>
+        <w:t xml:space="preserve">3.  </w:t>
+      </w:r>
+      <w:r>
+        <w:rPr>
+          <w:b/>
+          <w:bCs/>
+          <w:i w:val="0"/>
+          <w:sz w:val="19"/>
+          <w:szCs w:val="19"/>
+        </w:rPr>
+        <w:t>Write the piece in your own words</w:t>
+      </w:r>
+      <w:r>
+        <w:rPr>
+          <w:b w:val="0"/>
+          <w:i w:val="0"/>
+          <w:sz w:val="19"/>
+          <w:szCs w:val="19"/>
+        </w:rPr>
+        <w:t>, with your own angle: the magazine angle is a starting point.</w:t>
+      </w:r>
+    </w:p>
+    <w:p>
+      <w:pPr>
+        <w:spacing w:after="20"/>
+        <w:ind w:left="397" w:hanging="312"/>
+      </w:pPr>
+      <w:r>
+        <w:rPr>
+          <w:b/>
+          <w:bCs/>
+          <w:i w:val="0"/>
+          <w:color w:val="9A7B1C"/>
+          <w:sz w:val="19"/>
+          <w:szCs w:val="19"/>
+        </w:rPr>
+        <w:t xml:space="preserve">4.  </w:t>
+      </w:r>
+      <w:r>
+        <w:rPr>
+          <w:b/>
+          <w:bCs/>
+          <w:i w:val="0"/>
+          <w:sz w:val="19"/>
+          <w:szCs w:val="19"/>
+        </w:rPr>
+        <w:t>Quote a sentence or two at most</w:t>
+      </w:r>
+      <w:r>
+        <w:rPr>
+          <w:b w:val="0"/>
+          <w:i w:val="0"/>
+          <w:sz w:val="19"/>
+          <w:szCs w:val="19"/>
+        </w:rPr>
+        <w:t>, in quotation marks, naming the publication and linking to it.</w:t>
+      </w:r>
+    </w:p>
+    <w:p>
+      <w:pPr>
+        <w:spacing w:after="20"/>
+        <w:ind w:left="397" w:hanging="312"/>
+      </w:pPr>
+      <w:r>
+        <w:rPr>
+          <w:b/>
+          <w:bCs/>
+          <w:i w:val="0"/>
+          <w:color w:val="9A7B1C"/>
+          <w:sz w:val="19"/>
+          <w:szCs w:val="19"/>
+        </w:rPr>
+        <w:t xml:space="preserve">5.  </w:t>
+      </w:r>
+      <w:r>
+        <w:rPr>
+          <w:b/>
+          <w:bCs/>
+          <w:i w:val="0"/>
+          <w:sz w:val="19"/>
+          <w:szCs w:val="19"/>
+        </w:rPr>
+        <w:t>For images, use your own</w:t>
+      </w:r>
+      <w:r>
+        <w:rPr>
+          <w:b w:val="0"/>
+          <w:i w:val="0"/>
+          <w:sz w:val="19"/>
+          <w:szCs w:val="19"/>
+        </w:rPr>
+        <w:t>, the project's press-kit photos released for media use, or ask permission; never reuse a source's photos, figures or drawings.</w:t>
       </w:r>
     </w:p>
     <w:p>
@@ -784,7 +975,7 @@
                 <w:sz w:val="16"/>
                 <w:szCs w:val="16"/>
               </w:rPr>
-              <w:t xml:space="preserve">Original: </w:t>
+              <w:t xml:space="preserve">English headline translated by Claude · Original: </w:t>
             </w:r>
             <w:r>
               <w:rPr>
@@ -920,7 +1111,7 @@
                 <w:sz w:val="16"/>
                 <w:szCs w:val="16"/>
               </w:rPr>
-              <w:t xml:space="preserve">Original: </w:t>
+              <w:t xml:space="preserve">English headline translated by Claude · Original: </w:t>
             </w:r>
             <w:r>
               <w:rPr>
@@ -1067,7 +1258,7 @@
                 <w:sz w:val="16"/>
                 <w:szCs w:val="16"/>
               </w:rPr>
-              <w:t xml:space="preserve">Original: </w:t>
+              <w:t xml:space="preserve">English headline translated by Claude · Original: </w:t>
             </w:r>
             <w:r>
               <w:rPr>
@@ -1318,7 +1509,7 @@
                 <w:sz w:val="16"/>
                 <w:szCs w:val="16"/>
               </w:rPr>
-              <w:t xml:space="preserve">Original: </w:t>
+              <w:t xml:space="preserve">English headline translated by Claude · Original: </w:t>
             </w:r>
             <w:r>
               <w:rPr>
@@ -1569,7 +1760,7 @@
                 <w:sz w:val="16"/>
                 <w:szCs w:val="16"/>
               </w:rPr>
-              <w:t xml:space="preserve">Original: </w:t>
+              <w:t xml:space="preserve">English headline translated by Claude · Original: </w:t>
             </w:r>
             <w:r>
               <w:rPr>
@@ -1716,7 +1907,7 @@
                 <w:sz w:val="16"/>
                 <w:szCs w:val="16"/>
               </w:rPr>
-              <w:t xml:space="preserve">Original: </w:t>
+              <w:t xml:space="preserve">English headline translated by Claude · Original: </w:t>
             </w:r>
             <w:r>
               <w:rPr>
@@ -1854,7 +2045,7 @@
                 <w:sz w:val="16"/>
                 <w:szCs w:val="16"/>
               </w:rPr>
-              <w:t xml:space="preserve">Original: </w:t>
+              <w:t xml:space="preserve">English headline translated by Claude · Original: </w:t>
             </w:r>
             <w:r>
               <w:rPr>
@@ -2111,7 +2302,7 @@
                 <w:sz w:val="16"/>
                 <w:szCs w:val="16"/>
               </w:rPr>
-              <w:t xml:space="preserve">Original: </w:t>
+              <w:t xml:space="preserve">English headline translated by Claude · Original: </w:t>
             </w:r>
             <w:r>
               <w:rPr>
@@ -2249,7 +2440,7 @@
                 <w:sz w:val="16"/>
                 <w:szCs w:val="16"/>
               </w:rPr>
-              <w:t xml:space="preserve">Original: </w:t>
+              <w:t xml:space="preserve">English headline translated by Claude · Original: </w:t>
             </w:r>
             <w:r>
               <w:rPr>
@@ -2497,7 +2688,7 @@
                 <w:sz w:val="16"/>
                 <w:szCs w:val="16"/>
               </w:rPr>
-              <w:t xml:space="preserve">Original: </w:t>
+              <w:t xml:space="preserve">English headline translated by Claude · Original: </w:t>
             </w:r>
             <w:r>
               <w:rPr>
@@ -2633,7 +2824,7 @@
                 <w:sz w:val="16"/>
                 <w:szCs w:val="16"/>
               </w:rPr>
-              <w:t xml:space="preserve">Original: </w:t>
+              <w:t xml:space="preserve">English headline translated by Claude · Original: </w:t>
             </w:r>
             <w:r>
               <w:rPr>
@@ -2780,7 +2971,7 @@
                 <w:sz w:val="16"/>
                 <w:szCs w:val="16"/>
               </w:rPr>
-              <w:t xml:space="preserve">Original: </w:t>
+              <w:t xml:space="preserve">English headline translated by Claude · Original: </w:t>
             </w:r>
             <w:r>
               <w:rPr>
@@ -2918,7 +3109,7 @@
                 <w:sz w:val="16"/>
                 <w:szCs w:val="16"/>
               </w:rPr>
-              <w:t xml:space="preserve">Original: </w:t>
+              <w:t xml:space="preserve">English headline translated by Claude · Original: </w:t>
             </w:r>
             <w:r>
               <w:rPr>
@@ -3113,6 +3304,38 @@
       <w:r>
         <w:rPr>
           <w:b w:val="0"/>
+          <w:i/>
+          <w:iCs/>
+          <w:color w:val="5B6573"/>
+          <w:sz w:val="17"/>
+          <w:szCs w:val="17"/>
+        </w:rPr>
+        <w:t xml:space="preserve">  (English headline translated by Claude · Original: </w:t>
+      </w:r>
+      <w:r>
+        <w:rPr>
+          <w:b w:val="0"/>
+          <w:i w:val="0"/>
+          <w:color w:val="5B6573"/>
+          <w:sz w:val="17"/>
+          <w:szCs w:val="17"/>
+        </w:rPr>
+        <w:t>장종태, "굴착 현장 싱크홀...지하안전평가 받고도 땅 꺼졌다"</w:t>
+      </w:r>
+      <w:r>
+        <w:rPr>
+          <w:b w:val="0"/>
+          <w:i/>
+          <w:iCs/>
+          <w:color w:val="5B6573"/>
+          <w:sz w:val="17"/>
+          <w:szCs w:val="17"/>
+        </w:rPr>
+        <w:t>)</w:t>
+      </w:r>
+      <w:r>
+        <w:rPr>
+          <w:b w:val="0"/>
           <w:i w:val="0"/>
           <w:color w:val="5B6573"/>
           <w:sz w:val="17"/>
@@ -3141,6 +3364,38 @@
       <w:r>
         <w:rPr>
           <w:b w:val="0"/>
+          <w:i/>
+          <w:iCs/>
+          <w:color w:val="5B6573"/>
+          <w:sz w:val="17"/>
+          <w:szCs w:val="17"/>
+        </w:rPr>
+        <w:t xml:space="preserve">  (English headline translated by Claude · Original: </w:t>
+      </w:r>
+      <w:r>
+        <w:rPr>
+          <w:b w:val="0"/>
+          <w:i w:val="0"/>
+          <w:color w:val="5B6573"/>
+          <w:sz w:val="17"/>
+          <w:szCs w:val="17"/>
+        </w:rPr>
+        <w:t>Más de 300 barrios en riesgo por las lluvias, socavón en la Eloy Alfaro pone en duda la infraestructura subterránea de Quito</w:t>
+      </w:r>
+      <w:r>
+        <w:rPr>
+          <w:b w:val="0"/>
+          <w:i/>
+          <w:iCs/>
+          <w:color w:val="5B6573"/>
+          <w:sz w:val="17"/>
+          <w:szCs w:val="17"/>
+        </w:rPr>
+        <w:t>)</w:t>
+      </w:r>
+      <w:r>
+        <w:rPr>
+          <w:b w:val="0"/>
           <w:i w:val="0"/>
           <w:color w:val="5B6573"/>
           <w:sz w:val="17"/>
@@ -3169,6 +3424,38 @@
       <w:r>
         <w:rPr>
           <w:b w:val="0"/>
+          <w:i/>
+          <w:iCs/>
+          <w:color w:val="5B6573"/>
+          <w:sz w:val="17"/>
+          <w:szCs w:val="17"/>
+        </w:rPr>
+        <w:t xml:space="preserve">  (English headline translated by Claude · Original: </w:t>
+      </w:r>
+      <w:r>
+        <w:rPr>
+          <w:b w:val="0"/>
+          <w:i w:val="0"/>
+          <w:color w:val="5B6573"/>
+          <w:sz w:val="17"/>
+          <w:szCs w:val="17"/>
+        </w:rPr>
+        <w:t>JUMAPAM y Pemex evalúan red subterránea tras socavón en la avenida Emilio Barragán en Mazatlán</w:t>
+      </w:r>
+      <w:r>
+        <w:rPr>
+          <w:b w:val="0"/>
+          <w:i/>
+          <w:iCs/>
+          <w:color w:val="5B6573"/>
+          <w:sz w:val="17"/>
+          <w:szCs w:val="17"/>
+        </w:rPr>
+        <w:t>)</w:t>
+      </w:r>
+      <w:r>
+        <w:rPr>
+          <w:b w:val="0"/>
           <w:i w:val="0"/>
           <w:color w:val="5B6573"/>
           <w:sz w:val="17"/>
@@ -3197,6 +3484,38 @@
       <w:r>
         <w:rPr>
           <w:b w:val="0"/>
+          <w:i/>
+          <w:iCs/>
+          <w:color w:val="5B6573"/>
+          <w:sz w:val="17"/>
+          <w:szCs w:val="17"/>
+        </w:rPr>
+        <w:t xml:space="preserve">  (English headline translated by Claude · Original: </w:t>
+      </w:r>
+      <w:r>
+        <w:rPr>
+          <w:b w:val="0"/>
+          <w:i w:val="0"/>
+          <w:color w:val="5B6573"/>
+          <w:sz w:val="17"/>
+          <w:szCs w:val="17"/>
+        </w:rPr>
+        <w:t>Misterio en El Bosque: socavón aparece en medio de la lluvia y se traga un auto</w:t>
+      </w:r>
+      <w:r>
+        <w:rPr>
+          <w:b w:val="0"/>
+          <w:i/>
+          <w:iCs/>
+          <w:color w:val="5B6573"/>
+          <w:sz w:val="17"/>
+          <w:szCs w:val="17"/>
+        </w:rPr>
+        <w:t>)</w:t>
+      </w:r>
+      <w:r>
+        <w:rPr>
+          <w:b w:val="0"/>
           <w:i w:val="0"/>
           <w:color w:val="5B6573"/>
           <w:sz w:val="17"/>
@@ -3225,6 +3544,38 @@
       <w:r>
         <w:rPr>
           <w:b w:val="0"/>
+          <w:i/>
+          <w:iCs/>
+          <w:color w:val="5B6573"/>
+          <w:sz w:val="17"/>
+          <w:szCs w:val="17"/>
+        </w:rPr>
+        <w:t xml:space="preserve">  (English headline translated by Claude · Original: </w:t>
+      </w:r>
+      <w:r>
+        <w:rPr>
+          <w:b w:val="0"/>
+          <w:i w:val="0"/>
+          <w:color w:val="5B6573"/>
+          <w:sz w:val="17"/>
+          <w:szCs w:val="17"/>
+        </w:rPr>
+        <w:t>Delegado presidencial y el socavón en Arauco: "Aquí se construyó en un terreno que no era óptimo"</w:t>
+      </w:r>
+      <w:r>
+        <w:rPr>
+          <w:b w:val="0"/>
+          <w:i/>
+          <w:iCs/>
+          <w:color w:val="5B6573"/>
+          <w:sz w:val="17"/>
+          <w:szCs w:val="17"/>
+        </w:rPr>
+        <w:t>)</w:t>
+      </w:r>
+      <w:r>
+        <w:rPr>
+          <w:b w:val="0"/>
           <w:i w:val="0"/>
           <w:color w:val="5B6573"/>
           <w:sz w:val="17"/>
@@ -3253,6 +3604,38 @@
       <w:r>
         <w:rPr>
           <w:b w:val="0"/>
+          <w:i/>
+          <w:iCs/>
+          <w:color w:val="5B6573"/>
+          <w:sz w:val="17"/>
+          <w:szCs w:val="17"/>
+        </w:rPr>
+        <w:t xml:space="preserve">  (English headline translated by Claude · Original: </w:t>
+      </w:r>
+      <w:r>
+        <w:rPr>
+          <w:b w:val="0"/>
+          <w:i w:val="0"/>
+          <w:color w:val="5B6573"/>
+          <w:sz w:val="17"/>
+          <w:szCs w:val="17"/>
+        </w:rPr>
+        <w:t>Se origina socavón en la parte superior del paso a desnivel en Francisco I. Madero</w:t>
+      </w:r>
+      <w:r>
+        <w:rPr>
+          <w:b w:val="0"/>
+          <w:i/>
+          <w:iCs/>
+          <w:color w:val="5B6573"/>
+          <w:sz w:val="17"/>
+          <w:szCs w:val="17"/>
+        </w:rPr>
+        <w:t>)</w:t>
+      </w:r>
+      <w:r>
+        <w:rPr>
+          <w:b w:val="0"/>
           <w:i w:val="0"/>
           <w:color w:val="5B6573"/>
           <w:sz w:val="17"/>
@@ -3281,6 +3664,38 @@
       <w:r>
         <w:rPr>
           <w:b w:val="0"/>
+          <w:i/>
+          <w:iCs/>
+          <w:color w:val="5B6573"/>
+          <w:sz w:val="17"/>
+          <w:szCs w:val="17"/>
+        </w:rPr>
+        <w:t xml:space="preserve">  (English headline translated by Claude · Original: </w:t>
+      </w:r>
+      <w:r>
+        <w:rPr>
+          <w:b w:val="0"/>
+          <w:i w:val="0"/>
+          <w:color w:val="5B6573"/>
+          <w:sz w:val="17"/>
+          <w:szCs w:val="17"/>
+        </w:rPr>
+        <w:t>Rescatan ambulancia que quedó colgada en un socavón en Aucapán</w:t>
+      </w:r>
+      <w:r>
+        <w:rPr>
+          <w:b w:val="0"/>
+          <w:i/>
+          <w:iCs/>
+          <w:color w:val="5B6573"/>
+          <w:sz w:val="17"/>
+          <w:szCs w:val="17"/>
+        </w:rPr>
+        <w:t>)</w:t>
+      </w:r>
+      <w:r>
+        <w:rPr>
+          <w:b w:val="0"/>
           <w:i w:val="0"/>
           <w:color w:val="5B6573"/>
           <w:sz w:val="17"/>
@@ -3309,6 +3724,38 @@
       <w:r>
         <w:rPr>
           <w:b w:val="0"/>
+          <w:i/>
+          <w:iCs/>
+          <w:color w:val="5B6573"/>
+          <w:sz w:val="17"/>
+          <w:szCs w:val="17"/>
+        </w:rPr>
+        <w:t xml:space="preserve">  (English headline translated by Claude · Original: </w:t>
+      </w:r>
+      <w:r>
+        <w:rPr>
+          <w:b w:val="0"/>
+          <w:i w:val="0"/>
+          <w:color w:val="5B6573"/>
+          <w:sz w:val="17"/>
+          <w:szCs w:val="17"/>
+        </w:rPr>
+        <w:t>CEDH acredita negligencia del Ayuntamiento de Guasave por muerte de profesor que cayó en socavón</w:t>
+      </w:r>
+      <w:r>
+        <w:rPr>
+          <w:b w:val="0"/>
+          <w:i/>
+          <w:iCs/>
+          <w:color w:val="5B6573"/>
+          <w:sz w:val="17"/>
+          <w:szCs w:val="17"/>
+        </w:rPr>
+        <w:t>)</w:t>
+      </w:r>
+      <w:r>
+        <w:rPr>
+          <w:b w:val="0"/>
           <w:i w:val="0"/>
           <w:color w:val="5B6573"/>
           <w:sz w:val="17"/>
@@ -3337,6 +3784,38 @@
       <w:r>
         <w:rPr>
           <w:b w:val="0"/>
+          <w:i/>
+          <w:iCs/>
+          <w:color w:val="5B6573"/>
+          <w:sz w:val="17"/>
+          <w:szCs w:val="17"/>
+        </w:rPr>
+        <w:t xml:space="preserve">  (English headline translated by Claude · Original: </w:t>
+      </w:r>
+      <w:r>
+        <w:rPr>
+          <w:b w:val="0"/>
+          <w:i w:val="0"/>
+          <w:color w:val="5B6573"/>
+          <w:sz w:val="17"/>
+          <w:szCs w:val="17"/>
+        </w:rPr>
+        <w:t>반주영 의원 “인명피해로 이어지면 큰 사고”…황성석 의원도 고촌 옹벽 안전대책 촉구 | 아파트 인접 옹벽 반복 붕괴 우려…상부 배수로·사유지 문제에 시의 적극적인 협의 주문</w:t>
+      </w:r>
+      <w:r>
+        <w:rPr>
+          <w:b w:val="0"/>
+          <w:i/>
+          <w:iCs/>
+          <w:color w:val="5B6573"/>
+          <w:sz w:val="17"/>
+          <w:szCs w:val="17"/>
+        </w:rPr>
+        <w:t>)</w:t>
+      </w:r>
+      <w:r>
+        <w:rPr>
+          <w:b w:val="0"/>
           <w:i w:val="0"/>
           <w:color w:val="5B6573"/>
           <w:sz w:val="17"/>
@@ -3531,6 +4010,38 @@
       <w:r>
         <w:rPr>
           <w:b w:val="0"/>
+          <w:i/>
+          <w:iCs/>
+          <w:color w:val="5B6573"/>
+          <w:sz w:val="17"/>
+          <w:szCs w:val="17"/>
+        </w:rPr>
+        <w:t xml:space="preserve">  (English headline translated by Claude · Original: </w:t>
+      </w:r>
+      <w:r>
+        <w:rPr>
+          <w:b w:val="0"/>
+          <w:i w:val="0"/>
+          <w:color w:val="5B6573"/>
+          <w:sz w:val="17"/>
+          <w:szCs w:val="17"/>
+        </w:rPr>
+        <w:t>Sụt trượt đất nghiêm trọng ở Nam Gia Nghĩa</w:t>
+      </w:r>
+      <w:r>
+        <w:rPr>
+          <w:b w:val="0"/>
+          <w:i/>
+          <w:iCs/>
+          <w:color w:val="5B6573"/>
+          <w:sz w:val="17"/>
+          <w:szCs w:val="17"/>
+        </w:rPr>
+        <w:t>)</w:t>
+      </w:r>
+      <w:r>
+        <w:rPr>
+          <w:b w:val="0"/>
           <w:i w:val="0"/>
           <w:color w:val="5B6573"/>
           <w:sz w:val="17"/>
@@ -3559,6 +4070,38 @@
       <w:r>
         <w:rPr>
           <w:b w:val="0"/>
+          <w:i/>
+          <w:iCs/>
+          <w:color w:val="5B6573"/>
+          <w:sz w:val="17"/>
+          <w:szCs w:val="17"/>
+        </w:rPr>
+        <w:t xml:space="preserve">  (English headline translated by Claude · Original: </w:t>
+      </w:r>
+      <w:r>
+        <w:rPr>
+          <w:b w:val="0"/>
+          <w:i w:val="0"/>
+          <w:color w:val="5B6573"/>
+          <w:sz w:val="17"/>
+          <w:szCs w:val="17"/>
+        </w:rPr>
+        <w:t>En el paso de Khanh Le, el tráfico se interrumpirá a intervalos de 30 minutos para hacer frente a los deslizamientos de tierra; los usuarios de la carretera deben tenerlo en cuenta.</w:t>
+      </w:r>
+      <w:r>
+        <w:rPr>
+          <w:b w:val="0"/>
+          <w:i/>
+          <w:iCs/>
+          <w:color w:val="5B6573"/>
+          <w:sz w:val="17"/>
+          <w:szCs w:val="17"/>
+        </w:rPr>
+        <w:t>)</w:t>
+      </w:r>
+      <w:r>
+        <w:rPr>
+          <w:b w:val="0"/>
           <w:i w:val="0"/>
           <w:color w:val="5B6573"/>
           <w:sz w:val="17"/>
@@ -3587,6 +4130,38 @@
       <w:r>
         <w:rPr>
           <w:b w:val="0"/>
+          <w:i/>
+          <w:iCs/>
+          <w:color w:val="5B6573"/>
+          <w:sz w:val="17"/>
+          <w:szCs w:val="17"/>
+        </w:rPr>
+        <w:t xml:space="preserve">  (English headline translated by Claude · Original: </w:t>
+      </w:r>
+      <w:r>
+        <w:rPr>
+          <w:b w:val="0"/>
+          <w:i w:val="0"/>
+          <w:color w:val="5B6573"/>
+          <w:sz w:val="17"/>
+          <w:szCs w:val="17"/>
+        </w:rPr>
+        <w:t>Sạt lở đá xuống nhà dân tại xã Chi Lăng - Báo và Phát thanh, Truyền hình Lạng Sơn</w:t>
+      </w:r>
+      <w:r>
+        <w:rPr>
+          <w:b w:val="0"/>
+          <w:i/>
+          <w:iCs/>
+          <w:color w:val="5B6573"/>
+          <w:sz w:val="17"/>
+          <w:szCs w:val="17"/>
+        </w:rPr>
+        <w:t>)</w:t>
+      </w:r>
+      <w:r>
+        <w:rPr>
+          <w:b w:val="0"/>
           <w:i w:val="0"/>
           <w:color w:val="5B6573"/>
           <w:sz w:val="17"/>
@@ -3615,6 +4190,38 @@
       <w:r>
         <w:rPr>
           <w:b w:val="0"/>
+          <w:i/>
+          <w:iCs/>
+          <w:color w:val="5B6573"/>
+          <w:sz w:val="17"/>
+          <w:szCs w:val="17"/>
+        </w:rPr>
+        <w:t xml:space="preserve">  (English headline translated by Claude · Original: </w:t>
+      </w:r>
+      <w:r>
+        <w:rPr>
+          <w:b w:val="0"/>
+          <w:i w:val="0"/>
+          <w:color w:val="5B6573"/>
+          <w:sz w:val="17"/>
+          <w:szCs w:val="17"/>
+        </w:rPr>
+        <w:t>Крупный план участка улицы длиной 500 метров в провинции Ламдонг, сильно пострадавшего от проседания грунта и оползней.</w:t>
+      </w:r>
+      <w:r>
+        <w:rPr>
+          <w:b w:val="0"/>
+          <w:i/>
+          <w:iCs/>
+          <w:color w:val="5B6573"/>
+          <w:sz w:val="17"/>
+          <w:szCs w:val="17"/>
+        </w:rPr>
+        <w:t>)</w:t>
+      </w:r>
+      <w:r>
+        <w:rPr>
+          <w:b w:val="0"/>
           <w:i w:val="0"/>
           <w:color w:val="5B6573"/>
           <w:sz w:val="17"/>
@@ -3643,6 +4250,38 @@
       <w:r>
         <w:rPr>
           <w:b w:val="0"/>
+          <w:i/>
+          <w:iCs/>
+          <w:color w:val="5B6573"/>
+          <w:sz w:val="17"/>
+          <w:szCs w:val="17"/>
+        </w:rPr>
+        <w:t xml:space="preserve">  (English headline translated by Claude · Original: </w:t>
+      </w:r>
+      <w:r>
+        <w:rPr>
+          <w:b w:val="0"/>
+          <w:i w:val="0"/>
+          <w:color w:val="5B6573"/>
+          <w:sz w:val="17"/>
+          <w:szCs w:val="17"/>
+        </w:rPr>
+        <w:t>Lâm Đồng: Cảnh báo sụt lún, sạt trượt nghiêm trọng đường phố</w:t>
+      </w:r>
+      <w:r>
+        <w:rPr>
+          <w:b w:val="0"/>
+          <w:i/>
+          <w:iCs/>
+          <w:color w:val="5B6573"/>
+          <w:sz w:val="17"/>
+          <w:szCs w:val="17"/>
+        </w:rPr>
+        <w:t>)</w:t>
+      </w:r>
+      <w:r>
+        <w:rPr>
+          <w:b w:val="0"/>
           <w:i w:val="0"/>
           <w:color w:val="5B6573"/>
           <w:sz w:val="17"/>
@@ -3671,6 +4310,38 @@
       <w:r>
         <w:rPr>
           <w:b w:val="0"/>
+          <w:i/>
+          <w:iCs/>
+          <w:color w:val="5B6573"/>
+          <w:sz w:val="17"/>
+          <w:szCs w:val="17"/>
+        </w:rPr>
+        <w:t xml:space="preserve">  (English headline translated by Claude · Original: </w:t>
+      </w:r>
+      <w:r>
+        <w:rPr>
+          <w:b w:val="0"/>
+          <w:i w:val="0"/>
+          <w:color w:val="5B6573"/>
+          <w:sz w:val="17"/>
+          <w:szCs w:val="17"/>
+        </w:rPr>
+        <w:t>Tanggul pencegah tanah longsor 'mengancam' kawasan permukiman.</w:t>
+      </w:r>
+      <w:r>
+        <w:rPr>
+          <w:b w:val="0"/>
+          <w:i/>
+          <w:iCs/>
+          <w:color w:val="5B6573"/>
+          <w:sz w:val="17"/>
+          <w:szCs w:val="17"/>
+        </w:rPr>
+        <w:t>)</w:t>
+      </w:r>
+      <w:r>
+        <w:rPr>
+          <w:b w:val="0"/>
           <w:i w:val="0"/>
           <w:color w:val="5B6573"/>
           <w:sz w:val="17"/>
@@ -3699,6 +4370,38 @@
       <w:r>
         <w:rPr>
           <w:b w:val="0"/>
+          <w:i/>
+          <w:iCs/>
+          <w:color w:val="5B6573"/>
+          <w:sz w:val="17"/>
+          <w:szCs w:val="17"/>
+        </w:rPr>
+        <w:t xml:space="preserve">  (English headline translated by Claude · Original: </w:t>
+      </w:r>
+      <w:r>
+        <w:rPr>
+          <w:b w:val="0"/>
+          <w:i w:val="0"/>
+          <w:color w:val="5B6573"/>
+          <w:sz w:val="17"/>
+          <w:szCs w:val="17"/>
+        </w:rPr>
+        <w:t>Nghệ An: Cần sớm xử lý sạt lở taluy dương trên tuyến đường ven biển</w:t>
+      </w:r>
+      <w:r>
+        <w:rPr>
+          <w:b w:val="0"/>
+          <w:i/>
+          <w:iCs/>
+          <w:color w:val="5B6573"/>
+          <w:sz w:val="17"/>
+          <w:szCs w:val="17"/>
+        </w:rPr>
+        <w:t>)</w:t>
+      </w:r>
+      <w:r>
+        <w:rPr>
+          <w:b w:val="0"/>
           <w:i w:val="0"/>
           <w:color w:val="5B6573"/>
           <w:sz w:val="17"/>
@@ -3893,6 +4596,38 @@
       <w:r>
         <w:rPr>
           <w:b w:val="0"/>
+          <w:i/>
+          <w:iCs/>
+          <w:color w:val="5B6573"/>
+          <w:sz w:val="17"/>
+          <w:szCs w:val="17"/>
+        </w:rPr>
+        <w:t xml:space="preserve">  (English headline translated by Claude · Original: </w:t>
+      </w:r>
+      <w:r>
+        <w:rPr>
+          <w:b w:val="0"/>
+          <w:i w:val="0"/>
+          <w:color w:val="5B6573"/>
+          <w:sz w:val="17"/>
+          <w:szCs w:val="17"/>
+        </w:rPr>
+        <w:t>RAINEWS * CRONACA: «MALTEMPO IN LIGURIA, GRANDE FRANA A SAVONA: IL CROLLO HA DISTRUTTO UNA STRADA CITTADINA</w:t>
+      </w:r>
+      <w:r>
+        <w:rPr>
+          <w:b w:val="0"/>
+          <w:i/>
+          <w:iCs/>
+          <w:color w:val="5B6573"/>
+          <w:sz w:val="17"/>
+          <w:szCs w:val="17"/>
+        </w:rPr>
+        <w:t>)</w:t>
+      </w:r>
+      <w:r>
+        <w:rPr>
+          <w:b w:val="0"/>
           <w:i w:val="0"/>
           <w:color w:val="5B6573"/>
           <w:sz w:val="17"/>
@@ -3921,6 +4656,38 @@
       <w:r>
         <w:rPr>
           <w:b w:val="0"/>
+          <w:i/>
+          <w:iCs/>
+          <w:color w:val="5B6573"/>
+          <w:sz w:val="17"/>
+          <w:szCs w:val="17"/>
+        </w:rPr>
+        <w:t xml:space="preserve">  (English headline translated by Claude · Original: </w:t>
+      </w:r>
+      <w:r>
+        <w:rPr>
+          <w:b w:val="0"/>
+          <w:i w:val="0"/>
+          <w:color w:val="5B6573"/>
+          <w:sz w:val="17"/>
+          <w:szCs w:val="17"/>
+        </w:rPr>
+        <w:t>Valmontone, maltempo: frana costone di tufo sulla via Prenestina, strada parzialmente chiusa</w:t>
+      </w:r>
+      <w:r>
+        <w:rPr>
+          <w:b w:val="0"/>
+          <w:i/>
+          <w:iCs/>
+          <w:color w:val="5B6573"/>
+          <w:sz w:val="17"/>
+          <w:szCs w:val="17"/>
+        </w:rPr>
+        <w:t>)</w:t>
+      </w:r>
+      <w:r>
+        <w:rPr>
+          <w:b w:val="0"/>
           <w:i w:val="0"/>
           <w:color w:val="5B6573"/>
           <w:sz w:val="17"/>
@@ -3949,6 +4716,38 @@
       <w:r>
         <w:rPr>
           <w:b w:val="0"/>
+          <w:i/>
+          <w:iCs/>
+          <w:color w:val="5B6573"/>
+          <w:sz w:val="17"/>
+          <w:szCs w:val="17"/>
+        </w:rPr>
+        <w:t xml:space="preserve">  (English headline translated by Claude · Original: </w:t>
+      </w:r>
+      <w:r>
+        <w:rPr>
+          <w:b w:val="0"/>
+          <w:i w:val="0"/>
+          <w:color w:val="5B6573"/>
+          <w:sz w:val="17"/>
+          <w:szCs w:val="17"/>
+        </w:rPr>
+        <w:t>BONEA, FRANA IN LOCALITÀ CAPO: IL SINDACO CHIUDE TRE STRADE CON ORDINANZA URGENTE</w:t>
+      </w:r>
+      <w:r>
+        <w:rPr>
+          <w:b w:val="0"/>
+          <w:i/>
+          <w:iCs/>
+          <w:color w:val="5B6573"/>
+          <w:sz w:val="17"/>
+          <w:szCs w:val="17"/>
+        </w:rPr>
+        <w:t>)</w:t>
+      </w:r>
+      <w:r>
+        <w:rPr>
+          <w:b w:val="0"/>
           <w:i w:val="0"/>
           <w:color w:val="5B6573"/>
           <w:sz w:val="17"/>
@@ -4199,6 +4998,38 @@
       <w:r>
         <w:rPr>
           <w:b w:val="0"/>
+          <w:i/>
+          <w:iCs/>
+          <w:color w:val="5B6573"/>
+          <w:sz w:val="17"/>
+          <w:szCs w:val="17"/>
+        </w:rPr>
+        <w:t xml:space="preserve">  (English headline translated by Claude · Original: </w:t>
+      </w:r>
+      <w:r>
+        <w:rPr>
+          <w:b w:val="0"/>
+          <w:i w:val="0"/>
+          <w:color w:val="5B6573"/>
+          <w:sz w:val="17"/>
+          <w:szCs w:val="17"/>
+        </w:rPr>
+        <w:t>Quảng Trị: Biển xâm thực nghiêm trọng đe dọa đê kè và đời sống người dân</w:t>
+      </w:r>
+      <w:r>
+        <w:rPr>
+          <w:b w:val="0"/>
+          <w:i/>
+          <w:iCs/>
+          <w:color w:val="5B6573"/>
+          <w:sz w:val="17"/>
+          <w:szCs w:val="17"/>
+        </w:rPr>
+        <w:t>)</w:t>
+      </w:r>
+      <w:r>
+        <w:rPr>
+          <w:b w:val="0"/>
           <w:i w:val="0"/>
           <w:color w:val="5B6573"/>
           <w:sz w:val="17"/>
@@ -4255,6 +5086,38 @@
       <w:r>
         <w:rPr>
           <w:b w:val="0"/>
+          <w:i/>
+          <w:iCs/>
+          <w:color w:val="5B6573"/>
+          <w:sz w:val="17"/>
+          <w:szCs w:val="17"/>
+        </w:rPr>
+        <w:t xml:space="preserve">  (English headline translated by Claude · Original: </w:t>
+      </w:r>
+      <w:r>
+        <w:rPr>
+          <w:b w:val="0"/>
+          <w:i w:val="0"/>
+          <w:color w:val="5B6573"/>
+          <w:sz w:val="17"/>
+          <w:szCs w:val="17"/>
+        </w:rPr>
+        <w:t>Hai căn nhà đổ sập do sạt lở bờ sông Tiền</w:t>
+      </w:r>
+      <w:r>
+        <w:rPr>
+          <w:b w:val="0"/>
+          <w:i/>
+          <w:iCs/>
+          <w:color w:val="5B6573"/>
+          <w:sz w:val="17"/>
+          <w:szCs w:val="17"/>
+        </w:rPr>
+        <w:t>)</w:t>
+      </w:r>
+      <w:r>
+        <w:rPr>
+          <w:b w:val="0"/>
           <w:i w:val="0"/>
           <w:color w:val="5B6573"/>
           <w:sz w:val="17"/>
@@ -4283,6 +5146,39 @@
       <w:r>
         <w:rPr>
           <w:b w:val="0"/>
+          <w:i/>
+          <w:iCs/>
+          <w:color w:val="5B6573"/>
+          <w:sz w:val="17"/>
+          <w:szCs w:val="17"/>
+        </w:rPr>
+        <w:t xml:space="preserve">  (English headline translated by Claude · Original: </w:t>
+      </w:r>
+      <w:r>
+        <w:rPr>
+          <w:b w:val="0"/>
+          <w:i w:val="0"/>
+          <w:color w:val="5B6573"/>
+          <w:sz w:val="17"/>
+          <w:szCs w:val="17"/>
+          <w:rtl/>
+        </w:rPr>
+        <w:t>مخاوف بشأن تآكل ضفاف الأنهار مما يؤدي إلى فقدان الأراضي الزراعية.</w:t>
+      </w:r>
+      <w:r>
+        <w:rPr>
+          <w:b w:val="0"/>
+          <w:i/>
+          <w:iCs/>
+          <w:color w:val="5B6573"/>
+          <w:sz w:val="17"/>
+          <w:szCs w:val="17"/>
+        </w:rPr>
+        <w:t>)</w:t>
+      </w:r>
+      <w:r>
+        <w:rPr>
+          <w:b w:val="0"/>
           <w:i w:val="0"/>
           <w:color w:val="5B6573"/>
           <w:sz w:val="17"/>
@@ -4311,6 +5207,38 @@
       <w:r>
         <w:rPr>
           <w:b w:val="0"/>
+          <w:i/>
+          <w:iCs/>
+          <w:color w:val="5B6573"/>
+          <w:sz w:val="17"/>
+          <w:szCs w:val="17"/>
+        </w:rPr>
+        <w:t xml:space="preserve">  (English headline translated by Claude · Original: </w:t>
+      </w:r>
+      <w:r>
+        <w:rPr>
+          <w:b w:val="0"/>
+          <w:i w:val="0"/>
+          <w:color w:val="5B6573"/>
+          <w:sz w:val="17"/>
+          <w:szCs w:val="17"/>
+        </w:rPr>
+        <w:t>Kè chống sạt lở hơn 57 tỉ đồng ở Thanh Hóa vừa làm xong đã sụt lún, đứt gãy</w:t>
+      </w:r>
+      <w:r>
+        <w:rPr>
+          <w:b w:val="0"/>
+          <w:i/>
+          <w:iCs/>
+          <w:color w:val="5B6573"/>
+          <w:sz w:val="17"/>
+          <w:szCs w:val="17"/>
+        </w:rPr>
+        <w:t>)</w:t>
+      </w:r>
+      <w:r>
+        <w:rPr>
+          <w:b w:val="0"/>
           <w:i w:val="0"/>
           <w:color w:val="5B6573"/>
           <w:sz w:val="17"/>
@@ -4339,6 +5267,38 @@
       <w:r>
         <w:rPr>
           <w:b w:val="0"/>
+          <w:i/>
+          <w:iCs/>
+          <w:color w:val="5B6573"/>
+          <w:sz w:val="17"/>
+          <w:szCs w:val="17"/>
+        </w:rPr>
+        <w:t xml:space="preserve">  (English headline translated by Claude · Original: </w:t>
+      </w:r>
+      <w:r>
+        <w:rPr>
+          <w:b w:val="0"/>
+          <w:i w:val="0"/>
+          <w:color w:val="5B6573"/>
+          <w:sz w:val="17"/>
+          <w:szCs w:val="17"/>
+        </w:rPr>
+        <w:t>Fuerte oleaje en playas de Mazatlán forma socavón en monumento</w:t>
+      </w:r>
+      <w:r>
+        <w:rPr>
+          <w:b w:val="0"/>
+          <w:i/>
+          <w:iCs/>
+          <w:color w:val="5B6573"/>
+          <w:sz w:val="17"/>
+          <w:szCs w:val="17"/>
+        </w:rPr>
+        <w:t>)</w:t>
+      </w:r>
+      <w:r>
+        <w:rPr>
+          <w:b w:val="0"/>
           <w:i w:val="0"/>
           <w:color w:val="5B6573"/>
           <w:sz w:val="17"/>
@@ -5015,6 +5975,38 @@
       <w:r>
         <w:rPr>
           <w:b w:val="0"/>
+          <w:i/>
+          <w:iCs/>
+          <w:color w:val="5B6573"/>
+          <w:sz w:val="17"/>
+          <w:szCs w:val="17"/>
+        </w:rPr>
+        <w:t xml:space="preserve">  (English headline translated by Claude · Original: </w:t>
+      </w:r>
+      <w:r>
+        <w:rPr>
+          <w:b w:val="0"/>
+          <w:i w:val="0"/>
+          <w:color w:val="5B6573"/>
+          <w:sz w:val="17"/>
+          <w:szCs w:val="17"/>
+        </w:rPr>
+        <w:t>标签稀缺条件下基于跨域迁移学习的无人机岩体裂隙网络自动分割方法</w:t>
+      </w:r>
+      <w:r>
+        <w:rPr>
+          <w:b w:val="0"/>
+          <w:i/>
+          <w:iCs/>
+          <w:color w:val="5B6573"/>
+          <w:sz w:val="17"/>
+          <w:szCs w:val="17"/>
+        </w:rPr>
+        <w:t>)</w:t>
+      </w:r>
+      <w:r>
+        <w:rPr>
+          <w:b w:val="0"/>
           <w:i w:val="0"/>
           <w:color w:val="5B6573"/>
           <w:sz w:val="17"/>
@@ -5239,6 +6231,38 @@
       <w:r>
         <w:rPr>
           <w:b w:val="0"/>
+          <w:i/>
+          <w:iCs/>
+          <w:color w:val="5B6573"/>
+          <w:sz w:val="17"/>
+          <w:szCs w:val="17"/>
+        </w:rPr>
+        <w:t xml:space="preserve">  (English headline translated by Claude · Original: </w:t>
+      </w:r>
+      <w:r>
+        <w:rPr>
+          <w:b w:val="0"/>
+          <w:i w:val="0"/>
+          <w:color w:val="5B6573"/>
+          <w:sz w:val="17"/>
+          <w:szCs w:val="17"/>
+        </w:rPr>
+        <w:t>Sụt trượt đất nghiêm trọng ở Nam Gia Nghĩa</w:t>
+      </w:r>
+      <w:r>
+        <w:rPr>
+          <w:b w:val="0"/>
+          <w:i/>
+          <w:iCs/>
+          <w:color w:val="5B6573"/>
+          <w:sz w:val="17"/>
+          <w:szCs w:val="17"/>
+        </w:rPr>
+        <w:t>)</w:t>
+      </w:r>
+      <w:r>
+        <w:rPr>
+          <w:b w:val="0"/>
           <w:i w:val="0"/>
           <w:color w:val="5B6573"/>
           <w:sz w:val="17"/>
@@ -5267,6 +6291,38 @@
       <w:r>
         <w:rPr>
           <w:b w:val="0"/>
+          <w:i/>
+          <w:iCs/>
+          <w:color w:val="5B6573"/>
+          <w:sz w:val="17"/>
+          <w:szCs w:val="17"/>
+        </w:rPr>
+        <w:t xml:space="preserve">  (English headline translated by Claude · Original: </w:t>
+      </w:r>
+      <w:r>
+        <w:rPr>
+          <w:b w:val="0"/>
+          <w:i w:val="0"/>
+          <w:color w:val="5B6573"/>
+          <w:sz w:val="17"/>
+          <w:szCs w:val="17"/>
+        </w:rPr>
+        <w:t>En el paso de Khanh Le, el tráfico se interrumpirá a intervalos de 30 minutos para hacer frente a los deslizamientos de tierra; los usuarios de la carretera deben tenerlo en cuenta.</w:t>
+      </w:r>
+      <w:r>
+        <w:rPr>
+          <w:b w:val="0"/>
+          <w:i/>
+          <w:iCs/>
+          <w:color w:val="5B6573"/>
+          <w:sz w:val="17"/>
+          <w:szCs w:val="17"/>
+        </w:rPr>
+        <w:t>)</w:t>
+      </w:r>
+      <w:r>
+        <w:rPr>
+          <w:b w:val="0"/>
           <w:i w:val="0"/>
           <w:color w:val="5B6573"/>
           <w:sz w:val="17"/>
@@ -5295,6 +6351,38 @@
       <w:r>
         <w:rPr>
           <w:b w:val="0"/>
+          <w:i/>
+          <w:iCs/>
+          <w:color w:val="5B6573"/>
+          <w:sz w:val="17"/>
+          <w:szCs w:val="17"/>
+        </w:rPr>
+        <w:t xml:space="preserve">  (English headline translated by Claude · Original: </w:t>
+      </w:r>
+      <w:r>
+        <w:rPr>
+          <w:b w:val="0"/>
+          <w:i w:val="0"/>
+          <w:color w:val="5B6573"/>
+          <w:sz w:val="17"/>
+          <w:szCs w:val="17"/>
+        </w:rPr>
+        <w:t>Intensas lluvias provocan aluvión en sector rural de Concepción: Vecinos temen nuevos deslizamientos</w:t>
+      </w:r>
+      <w:r>
+        <w:rPr>
+          <w:b w:val="0"/>
+          <w:i/>
+          <w:iCs/>
+          <w:color w:val="5B6573"/>
+          <w:sz w:val="17"/>
+          <w:szCs w:val="17"/>
+        </w:rPr>
+        <w:t>)</w:t>
+      </w:r>
+      <w:r>
+        <w:rPr>
+          <w:b w:val="0"/>
           <w:i w:val="0"/>
           <w:color w:val="5B6573"/>
           <w:sz w:val="17"/>
@@ -5323,6 +6411,38 @@
       <w:r>
         <w:rPr>
           <w:b w:val="0"/>
+          <w:i/>
+          <w:iCs/>
+          <w:color w:val="5B6573"/>
+          <w:sz w:val="17"/>
+          <w:szCs w:val="17"/>
+        </w:rPr>
+        <w:t xml:space="preserve">  (English headline translated by Claude · Original: </w:t>
+      </w:r>
+      <w:r>
+        <w:rPr>
+          <w:b w:val="0"/>
+          <w:i w:val="0"/>
+          <w:color w:val="5B6573"/>
+          <w:sz w:val="17"/>
+          <w:szCs w:val="17"/>
+        </w:rPr>
+        <w:t>Sạt lở đá xuống nhà dân tại xã Chi Lăng - Báo và Phát thanh, Truyền hình Lạng Sơn</w:t>
+      </w:r>
+      <w:r>
+        <w:rPr>
+          <w:b w:val="0"/>
+          <w:i/>
+          <w:iCs/>
+          <w:color w:val="5B6573"/>
+          <w:sz w:val="17"/>
+          <w:szCs w:val="17"/>
+        </w:rPr>
+        <w:t>)</w:t>
+      </w:r>
+      <w:r>
+        <w:rPr>
+          <w:b w:val="0"/>
           <w:i w:val="0"/>
           <w:color w:val="5B6573"/>
           <w:sz w:val="17"/>
@@ -5508,6 +6628,38 @@
       <w:r>
         <w:rPr>
           <w:b w:val="0"/>
+          <w:i/>
+          <w:iCs/>
+          <w:color w:val="5B6573"/>
+          <w:sz w:val="17"/>
+          <w:szCs w:val="17"/>
+        </w:rPr>
+        <w:t xml:space="preserve">  (English headline translated by Claude · Original: </w:t>
+      </w:r>
+      <w:r>
+        <w:rPr>
+          <w:b w:val="0"/>
+          <w:i w:val="0"/>
+          <w:color w:val="5B6573"/>
+          <w:sz w:val="17"/>
+          <w:szCs w:val="17"/>
+        </w:rPr>
+        <w:t>Kè chống sạt lở hơn 57 tỉ đồng ở Thanh Hóa vừa làm xong đã sụt lún, đứt gãy</w:t>
+      </w:r>
+      <w:r>
+        <w:rPr>
+          <w:b w:val="0"/>
+          <w:i/>
+          <w:iCs/>
+          <w:color w:val="5B6573"/>
+          <w:sz w:val="17"/>
+          <w:szCs w:val="17"/>
+        </w:rPr>
+        <w:t>)</w:t>
+      </w:r>
+      <w:r>
+        <w:rPr>
+          <w:b w:val="0"/>
           <w:i w:val="0"/>
           <w:color w:val="5B6573"/>
           <w:sz w:val="17"/>
@@ -5536,6 +6688,38 @@
       <w:r>
         <w:rPr>
           <w:b w:val="0"/>
+          <w:i/>
+          <w:iCs/>
+          <w:color w:val="5B6573"/>
+          <w:sz w:val="17"/>
+          <w:szCs w:val="17"/>
+        </w:rPr>
+        <w:t xml:space="preserve">  (English headline translated by Claude · Original: </w:t>
+      </w:r>
+      <w:r>
+        <w:rPr>
+          <w:b w:val="0"/>
+          <w:i w:val="0"/>
+          <w:color w:val="5B6573"/>
+          <w:sz w:val="17"/>
+          <w:szCs w:val="17"/>
+        </w:rPr>
+        <w:t>Нге Ан: Необходимы срочные меры для предотвращения оползня на насыпи вдоль прибрежной дороги.</w:t>
+      </w:r>
+      <w:r>
+        <w:rPr>
+          <w:b w:val="0"/>
+          <w:i/>
+          <w:iCs/>
+          <w:color w:val="5B6573"/>
+          <w:sz w:val="17"/>
+          <w:szCs w:val="17"/>
+        </w:rPr>
+        <w:t>)</w:t>
+      </w:r>
+      <w:r>
+        <w:rPr>
+          <w:b w:val="0"/>
           <w:i w:val="0"/>
           <w:color w:val="5B6573"/>
           <w:sz w:val="17"/>
@@ -5799,6 +6983,38 @@
       <w:r>
         <w:rPr>
           <w:b w:val="0"/>
+          <w:i/>
+          <w:iCs/>
+          <w:color w:val="5B6573"/>
+          <w:sz w:val="17"/>
+          <w:szCs w:val="17"/>
+        </w:rPr>
+        <w:t xml:space="preserve">  (English headline translated by Claude · Original: </w:t>
+      </w:r>
+      <w:r>
+        <w:rPr>
+          <w:b w:val="0"/>
+          <w:i w:val="0"/>
+          <w:color w:val="5B6573"/>
+          <w:sz w:val="17"/>
+          <w:szCs w:val="17"/>
+        </w:rPr>
+        <w:t>Lâm Đồng: Cảnh báo sụt lún, sạt trượt nghiêm trọng đường phố</w:t>
+      </w:r>
+      <w:r>
+        <w:rPr>
+          <w:b w:val="0"/>
+          <w:i/>
+          <w:iCs/>
+          <w:color w:val="5B6573"/>
+          <w:sz w:val="17"/>
+          <w:szCs w:val="17"/>
+        </w:rPr>
+        <w:t>)</w:t>
+      </w:r>
+      <w:r>
+        <w:rPr>
+          <w:b w:val="0"/>
           <w:i w:val="0"/>
           <w:color w:val="5B6573"/>
           <w:sz w:val="17"/>
@@ -5824,6 +7040,38 @@
           <w:t>Close-up of a 500-metre street section in Lam Dong province severely damaged by subsidence and landslides</w:t>
         </w:r>
       </w:hyperlink>
+      <w:r>
+        <w:rPr>
+          <w:b w:val="0"/>
+          <w:i/>
+          <w:iCs/>
+          <w:color w:val="5B6573"/>
+          <w:sz w:val="17"/>
+          <w:szCs w:val="17"/>
+        </w:rPr>
+        <w:t xml:space="preserve">  (English headline translated by Claude · Original: </w:t>
+      </w:r>
+      <w:r>
+        <w:rPr>
+          <w:b w:val="0"/>
+          <w:i w:val="0"/>
+          <w:color w:val="5B6573"/>
+          <w:sz w:val="17"/>
+          <w:szCs w:val="17"/>
+        </w:rPr>
+        <w:t>Крупный план участка улицы длиной 500 метров в провинции Ламдонг, сильно пострадавшего от проседания грунта и оползней.</w:t>
+      </w:r>
+      <w:r>
+        <w:rPr>
+          <w:b w:val="0"/>
+          <w:i/>
+          <w:iCs/>
+          <w:color w:val="5B6573"/>
+          <w:sz w:val="17"/>
+          <w:szCs w:val="17"/>
+        </w:rPr>
+        <w:t>)</w:t>
+      </w:r>
       <w:r>
         <w:rPr>
           <w:b w:val="0"/>
@@ -7312,6 +8560,38 @@
       <w:r>
         <w:rPr>
           <w:b w:val="0"/>
+          <w:i/>
+          <w:iCs/>
+          <w:color w:val="5B6573"/>
+          <w:sz w:val="17"/>
+          <w:szCs w:val="17"/>
+        </w:rPr>
+        <w:t xml:space="preserve">  (English headline translated by Claude · Original: </w:t>
+      </w:r>
+      <w:r>
+        <w:rPr>
+          <w:b w:val="0"/>
+          <w:i w:val="0"/>
+          <w:color w:val="5B6573"/>
+          <w:sz w:val="17"/>
+          <w:szCs w:val="17"/>
+        </w:rPr>
+        <w:t>Metro Bến Thành - Tham Lương cuối năm 2026 làm cả 11 nhà ga</w:t>
+      </w:r>
+      <w:r>
+        <w:rPr>
+          <w:b w:val="0"/>
+          <w:i/>
+          <w:iCs/>
+          <w:color w:val="5B6573"/>
+          <w:sz w:val="17"/>
+          <w:szCs w:val="17"/>
+        </w:rPr>
+        <w:t>)</w:t>
+      </w:r>
+      <w:r>
+        <w:rPr>
+          <w:b w:val="0"/>
           <w:i w:val="0"/>
           <w:color w:val="5B6573"/>
           <w:sz w:val="17"/>
@@ -7360,6 +8640,38 @@
       <w:r>
         <w:rPr>
           <w:b w:val="0"/>
+          <w:i/>
+          <w:iCs/>
+          <w:color w:val="5B6573"/>
+          <w:sz w:val="17"/>
+          <w:szCs w:val="17"/>
+        </w:rPr>
+        <w:t xml:space="preserve">  (English headline translated by Claude · Original: </w:t>
+      </w:r>
+      <w:r>
+        <w:rPr>
+          <w:b w:val="0"/>
+          <w:i w:val="0"/>
+          <w:color w:val="5B6573"/>
+          <w:sz w:val="17"/>
+          <w:szCs w:val="17"/>
+        </w:rPr>
+        <w:t>Quais são as opções para o Monte Mot em Quy Nhon: nivelá-lo ou preservar o sítio histórico?</w:t>
+      </w:r>
+      <w:r>
+        <w:rPr>
+          <w:b w:val="0"/>
+          <w:i/>
+          <w:iCs/>
+          <w:color w:val="5B6573"/>
+          <w:sz w:val="17"/>
+          <w:szCs w:val="17"/>
+        </w:rPr>
+        <w:t>)</w:t>
+      </w:r>
+      <w:r>
+        <w:rPr>
+          <w:b w:val="0"/>
           <w:i w:val="0"/>
           <w:color w:val="5B6573"/>
           <w:sz w:val="17"/>
@@ -7388,6 +8700,39 @@
       <w:r>
         <w:rPr>
           <w:b w:val="0"/>
+          <w:i/>
+          <w:iCs/>
+          <w:color w:val="5B6573"/>
+          <w:sz w:val="17"/>
+          <w:szCs w:val="17"/>
+        </w:rPr>
+        <w:t xml:space="preserve">  (English headline translated by Claude · Original: </w:t>
+      </w:r>
+      <w:r>
+        <w:rPr>
+          <w:b w:val="0"/>
+          <w:i w:val="0"/>
+          <w:color w:val="5B6573"/>
+          <w:sz w:val="17"/>
+          <w:szCs w:val="17"/>
+          <w:rtl/>
+        </w:rPr>
+        <w:t>رئيس اللجنة الشعبية لمقاطعة جيا لاي يتحدث عن اقتراح تسوية جبل موت.</w:t>
+      </w:r>
+      <w:r>
+        <w:rPr>
+          <w:b w:val="0"/>
+          <w:i/>
+          <w:iCs/>
+          <w:color w:val="5B6573"/>
+          <w:sz w:val="17"/>
+          <w:szCs w:val="17"/>
+        </w:rPr>
+        <w:t>)</w:t>
+      </w:r>
+      <w:r>
+        <w:rPr>
+          <w:b w:val="0"/>
           <w:i w:val="0"/>
           <w:color w:val="5B6573"/>
           <w:sz w:val="17"/>
@@ -7416,6 +8761,38 @@
       <w:r>
         <w:rPr>
           <w:b w:val="0"/>
+          <w:i/>
+          <w:iCs/>
+          <w:color w:val="5B6573"/>
+          <w:sz w:val="17"/>
+          <w:szCs w:val="17"/>
+        </w:rPr>
+        <w:t xml:space="preserve">  (English headline translated by Claude · Original: </w:t>
+      </w:r>
+      <w:r>
+        <w:rPr>
+          <w:b w:val="0"/>
+          <w:i w:val="0"/>
+          <w:color w:val="5B6573"/>
+          <w:sz w:val="17"/>
+          <w:szCs w:val="17"/>
+        </w:rPr>
+        <w:t>Apa saja pilihan yang tersedia untuk Gunung Mot di Quy Nhon: meratakannya atau melestarikan situs bersejarah tersebut?</w:t>
+      </w:r>
+      <w:r>
+        <w:rPr>
+          <w:b w:val="0"/>
+          <w:i/>
+          <w:iCs/>
+          <w:color w:val="5B6573"/>
+          <w:sz w:val="17"/>
+          <w:szCs w:val="17"/>
+        </w:rPr>
+        <w:t>)</w:t>
+      </w:r>
+      <w:r>
+        <w:rPr>
+          <w:b w:val="0"/>
           <w:i w:val="0"/>
           <w:color w:val="5B6573"/>
           <w:sz w:val="17"/>
@@ -7464,6 +8841,38 @@
       <w:r>
         <w:rPr>
           <w:b w:val="0"/>
+          <w:i/>
+          <w:iCs/>
+          <w:color w:val="5B6573"/>
+          <w:sz w:val="17"/>
+          <w:szCs w:val="17"/>
+        </w:rPr>
+        <w:t xml:space="preserve">  (English headline translated by Claude · Original: </w:t>
+      </w:r>
+      <w:r>
+        <w:rPr>
+          <w:b w:val="0"/>
+          <w:i w:val="0"/>
+          <w:color w:val="5B6573"/>
+          <w:sz w:val="17"/>
+          <w:szCs w:val="17"/>
+        </w:rPr>
+        <w:t>장종태, "굴착 현장 싱크홀...지하안전평가 받고도 땅 꺼졌다"</w:t>
+      </w:r>
+      <w:r>
+        <w:rPr>
+          <w:b w:val="0"/>
+          <w:i/>
+          <w:iCs/>
+          <w:color w:val="5B6573"/>
+          <w:sz w:val="17"/>
+          <w:szCs w:val="17"/>
+        </w:rPr>
+        <w:t>)</w:t>
+      </w:r>
+      <w:r>
+        <w:rPr>
+          <w:b w:val="0"/>
           <w:i w:val="0"/>
           <w:color w:val="5B6573"/>
           <w:sz w:val="17"/>
@@ -7492,6 +8901,38 @@
       <w:r>
         <w:rPr>
           <w:b w:val="0"/>
+          <w:i/>
+          <w:iCs/>
+          <w:color w:val="5B6573"/>
+          <w:sz w:val="17"/>
+          <w:szCs w:val="17"/>
+        </w:rPr>
+        <w:t xml:space="preserve">  (English headline translated by Claude · Original: </w:t>
+      </w:r>
+      <w:r>
+        <w:rPr>
+          <w:b w:val="0"/>
+          <w:i w:val="0"/>
+          <w:color w:val="5B6573"/>
+          <w:sz w:val="17"/>
+          <w:szCs w:val="17"/>
+        </w:rPr>
+        <w:t>[강대웅의 정문일침(頂門一鍼)] 조용호 시장의 오산시 서부로 옹벽 복구...무너진 도로 넘어 시민 신뢰 회복</w:t>
+      </w:r>
+      <w:r>
+        <w:rPr>
+          <w:b w:val="0"/>
+          <w:i/>
+          <w:iCs/>
+          <w:color w:val="5B6573"/>
+          <w:sz w:val="17"/>
+          <w:szCs w:val="17"/>
+        </w:rPr>
+        <w:t>)</w:t>
+      </w:r>
+      <w:r>
+        <w:rPr>
+          <w:b w:val="0"/>
           <w:i w:val="0"/>
           <w:color w:val="5B6573"/>
           <w:sz w:val="17"/>
@@ -7520,6 +8961,38 @@
       <w:r>
         <w:rPr>
           <w:b w:val="0"/>
+          <w:i/>
+          <w:iCs/>
+          <w:color w:val="5B6573"/>
+          <w:sz w:val="17"/>
+          <w:szCs w:val="17"/>
+        </w:rPr>
+        <w:t xml:space="preserve">  (English headline translated by Claude · Original: </w:t>
+      </w:r>
+      <w:r>
+        <w:rPr>
+          <w:b w:val="0"/>
+          <w:i w:val="0"/>
+          <w:color w:val="5B6573"/>
+          <w:sz w:val="17"/>
+          <w:szCs w:val="17"/>
+        </w:rPr>
+        <w:t>반주영 의원 “인명피해로 이어지면 큰 사고”…황성석 의원도 고촌 옹벽 안전대책 촉구 | 아파트 인접 옹벽 반복 붕괴 우려…상부 배수로·사유지 문제에 시의 적극적인 협의 주문</w:t>
+      </w:r>
+      <w:r>
+        <w:rPr>
+          <w:b w:val="0"/>
+          <w:i/>
+          <w:iCs/>
+          <w:color w:val="5B6573"/>
+          <w:sz w:val="17"/>
+          <w:szCs w:val="17"/>
+        </w:rPr>
+        <w:t>)</w:t>
+      </w:r>
+      <w:r>
+        <w:rPr>
+          <w:b w:val="0"/>
           <w:i w:val="0"/>
           <w:color w:val="5B6573"/>
           <w:sz w:val="17"/>
@@ -7568,6 +9041,38 @@
       <w:r>
         <w:rPr>
           <w:b w:val="0"/>
+          <w:i/>
+          <w:iCs/>
+          <w:color w:val="5B6573"/>
+          <w:sz w:val="17"/>
+          <w:szCs w:val="17"/>
+        </w:rPr>
+        <w:t xml:space="preserve">  (English headline translated by Claude · Original: </w:t>
+      </w:r>
+      <w:r>
+        <w:rPr>
+          <w:b w:val="0"/>
+          <w:i w:val="0"/>
+          <w:color w:val="5B6573"/>
+          <w:sz w:val="17"/>
+          <w:szCs w:val="17"/>
+        </w:rPr>
+        <w:t>CEDH acredita negligencia del Ayuntamiento de Guasave por muerte de profesor que cayó en socavón</w:t>
+      </w:r>
+      <w:r>
+        <w:rPr>
+          <w:b w:val="0"/>
+          <w:i/>
+          <w:iCs/>
+          <w:color w:val="5B6573"/>
+          <w:sz w:val="17"/>
+          <w:szCs w:val="17"/>
+        </w:rPr>
+        <w:t>)</w:t>
+      </w:r>
+      <w:r>
+        <w:rPr>
+          <w:b w:val="0"/>
           <w:i w:val="0"/>
           <w:color w:val="5B6573"/>
           <w:sz w:val="17"/>
@@ -7596,6 +9101,38 @@
       <w:r>
         <w:rPr>
           <w:b w:val="0"/>
+          <w:i/>
+          <w:iCs/>
+          <w:color w:val="5B6573"/>
+          <w:sz w:val="17"/>
+          <w:szCs w:val="17"/>
+        </w:rPr>
+        <w:t xml:space="preserve">  (English headline translated by Claude · Original: </w:t>
+      </w:r>
+      <w:r>
+        <w:rPr>
+          <w:b w:val="0"/>
+          <w:i w:val="0"/>
+          <w:color w:val="5B6573"/>
+          <w:sz w:val="17"/>
+          <w:szCs w:val="17"/>
+        </w:rPr>
+        <w:t>Delegado presidencial y el socavón en Arauco: "Aquí se construyó en un terreno que no era óptimo"</w:t>
+      </w:r>
+      <w:r>
+        <w:rPr>
+          <w:b w:val="0"/>
+          <w:i/>
+          <w:iCs/>
+          <w:color w:val="5B6573"/>
+          <w:sz w:val="17"/>
+          <w:szCs w:val="17"/>
+        </w:rPr>
+        <w:t>)</w:t>
+      </w:r>
+      <w:r>
+        <w:rPr>
+          <w:b w:val="0"/>
           <w:i w:val="0"/>
           <w:color w:val="5B6573"/>
           <w:sz w:val="17"/>
@@ -7624,6 +9161,38 @@
       <w:r>
         <w:rPr>
           <w:b w:val="0"/>
+          <w:i/>
+          <w:iCs/>
+          <w:color w:val="5B6573"/>
+          <w:sz w:val="17"/>
+          <w:szCs w:val="17"/>
+        </w:rPr>
+        <w:t xml:space="preserve">  (English headline translated by Claude · Original: </w:t>
+      </w:r>
+      <w:r>
+        <w:rPr>
+          <w:b w:val="0"/>
+          <w:i w:val="0"/>
+          <w:color w:val="5B6573"/>
+          <w:sz w:val="17"/>
+          <w:szCs w:val="17"/>
+        </w:rPr>
+        <w:t>Minvu avanza en 121 casos de apoyo habitacional en la Villa El Mirador de Arauco y prepara estudio de suelos</w:t>
+      </w:r>
+      <w:r>
+        <w:rPr>
+          <w:b w:val="0"/>
+          <w:i/>
+          <w:iCs/>
+          <w:color w:val="5B6573"/>
+          <w:sz w:val="17"/>
+          <w:szCs w:val="17"/>
+        </w:rPr>
+        <w:t>)</w:t>
+      </w:r>
+      <w:r>
+        <w:rPr>
+          <w:b w:val="0"/>
           <w:i w:val="0"/>
           <w:color w:val="5B6573"/>
           <w:sz w:val="17"/>
@@ -7672,6 +9241,38 @@
       <w:r>
         <w:rPr>
           <w:b w:val="0"/>
+          <w:i/>
+          <w:iCs/>
+          <w:color w:val="5B6573"/>
+          <w:sz w:val="17"/>
+          <w:szCs w:val="17"/>
+        </w:rPr>
+        <w:t xml:space="preserve">  (English headline translated by Claude · Original: </w:t>
+      </w:r>
+      <w:r>
+        <w:rPr>
+          <w:b w:val="0"/>
+          <w:i w:val="0"/>
+          <w:color w:val="5B6573"/>
+          <w:sz w:val="17"/>
+          <w:szCs w:val="17"/>
+        </w:rPr>
+        <w:t>Sụt trượt đất nghiêm trọng ở Nam Gia Nghĩa</w:t>
+      </w:r>
+      <w:r>
+        <w:rPr>
+          <w:b w:val="0"/>
+          <w:i/>
+          <w:iCs/>
+          <w:color w:val="5B6573"/>
+          <w:sz w:val="17"/>
+          <w:szCs w:val="17"/>
+        </w:rPr>
+        <w:t>)</w:t>
+      </w:r>
+      <w:r>
+        <w:rPr>
+          <w:b w:val="0"/>
           <w:i w:val="0"/>
           <w:color w:val="5B6573"/>
           <w:sz w:val="17"/>
@@ -7700,6 +9301,38 @@
       <w:r>
         <w:rPr>
           <w:b w:val="0"/>
+          <w:i/>
+          <w:iCs/>
+          <w:color w:val="5B6573"/>
+          <w:sz w:val="17"/>
+          <w:szCs w:val="17"/>
+        </w:rPr>
+        <w:t xml:space="preserve">  (English headline translated by Claude · Original: </w:t>
+      </w:r>
+      <w:r>
+        <w:rPr>
+          <w:b w:val="0"/>
+          <w:i w:val="0"/>
+          <w:color w:val="5B6573"/>
+          <w:sz w:val="17"/>
+          <w:szCs w:val="17"/>
+        </w:rPr>
+        <w:t>Kè chống sạt lở hơn 57 tỉ đồng ở Thanh Hóa vừa làm xong đã sụt lún, đứt gãy</w:t>
+      </w:r>
+      <w:r>
+        <w:rPr>
+          <w:b w:val="0"/>
+          <w:i/>
+          <w:iCs/>
+          <w:color w:val="5B6573"/>
+          <w:sz w:val="17"/>
+          <w:szCs w:val="17"/>
+        </w:rPr>
+        <w:t>)</w:t>
+      </w:r>
+      <w:r>
+        <w:rPr>
+          <w:b w:val="0"/>
           <w:i w:val="0"/>
           <w:color w:val="5B6573"/>
           <w:sz w:val="17"/>
@@ -7728,6 +9361,38 @@
       <w:r>
         <w:rPr>
           <w:b w:val="0"/>
+          <w:i/>
+          <w:iCs/>
+          <w:color w:val="5B6573"/>
+          <w:sz w:val="17"/>
+          <w:szCs w:val="17"/>
+        </w:rPr>
+        <w:t xml:space="preserve">  (English headline translated by Claude · Original: </w:t>
+      </w:r>
+      <w:r>
+        <w:rPr>
+          <w:b w:val="0"/>
+          <w:i w:val="0"/>
+          <w:color w:val="5B6573"/>
+          <w:sz w:val="17"/>
+          <w:szCs w:val="17"/>
+        </w:rPr>
+        <w:t>Lâm Đồng: Cảnh báo sụt lún, sạt trượt nghiêm trọng đường phố</w:t>
+      </w:r>
+      <w:r>
+        <w:rPr>
+          <w:b w:val="0"/>
+          <w:i/>
+          <w:iCs/>
+          <w:color w:val="5B6573"/>
+          <w:sz w:val="17"/>
+          <w:szCs w:val="17"/>
+        </w:rPr>
+        <w:t>)</w:t>
+      </w:r>
+      <w:r>
+        <w:rPr>
+          <w:b w:val="0"/>
           <w:i w:val="0"/>
           <w:color w:val="5B6573"/>
           <w:sz w:val="17"/>
@@ -7781,6 +9446,38 @@
           <w:t>Storms in Liguria, major landslide in Savona: the collapse destroyed a city road</w:t>
         </w:r>
       </w:hyperlink>
+      <w:r>
+        <w:rPr>
+          <w:b w:val="0"/>
+          <w:i/>
+          <w:iCs/>
+          <w:color w:val="5B6573"/>
+          <w:sz w:val="17"/>
+          <w:szCs w:val="17"/>
+        </w:rPr>
+        <w:t xml:space="preserve">  (English headline translated by Claude · Original: </w:t>
+      </w:r>
+      <w:r>
+        <w:rPr>
+          <w:b w:val="0"/>
+          <w:i w:val="0"/>
+          <w:color w:val="5B6573"/>
+          <w:sz w:val="17"/>
+          <w:szCs w:val="17"/>
+        </w:rPr>
+        <w:t>RAINEWS * CRONACA: «MALTEMPO IN LIGURIA, GRANDE FRANA A SAVONA: IL CROLLO HA DISTRUTTO UNA STRADA CITTADINA</w:t>
+      </w:r>
+      <w:r>
+        <w:rPr>
+          <w:b w:val="0"/>
+          <w:i/>
+          <w:iCs/>
+          <w:color w:val="5B6573"/>
+          <w:sz w:val="17"/>
+          <w:szCs w:val="17"/>
+        </w:rPr>
+        <w:t>)</w:t>
+      </w:r>
       <w:r>
         <w:rPr>
           <w:b w:val="0"/>
